--- a/CS3185/HW3/HW3.docx
+++ b/CS3185/HW3/HW3.docx
@@ -93,17 +93,23 @@
         <w:contextualSpacing/>
         <w:rPr>
           <w:rFonts w:ascii="Times New Roman" w:hAnsi="Times New Roman" w:cs="Times New Roman"/>
-        </w:rPr>
-      </w:pPr>
-      <w:r>
-        <w:rPr>
-          <w:rFonts w:ascii="Times New Roman" w:hAnsi="Times New Roman" w:cs="Times New Roman"/>
+          <w:b/>
+          <w:bCs/>
+        </w:rPr>
+      </w:pPr>
+      <w:r>
+        <w:rPr>
+          <w:rFonts w:ascii="Times New Roman" w:hAnsi="Times New Roman" w:cs="Times New Roman"/>
+          <w:b/>
+          <w:bCs/>
         </w:rPr>
         <w:t xml:space="preserve">Section </w:t>
       </w:r>
       <w:r>
         <w:rPr>
           <w:rFonts w:ascii="Times New Roman" w:hAnsi="Times New Roman" w:cs="Times New Roman"/>
+          <w:b/>
+          <w:bCs/>
         </w:rPr>
         <w:t>4.3</w:t>
       </w:r>
@@ -113,11 +119,15 @@
         <w:contextualSpacing/>
         <w:rPr>
           <w:rFonts w:ascii="Times New Roman" w:hAnsi="Times New Roman" w:cs="Times New Roman"/>
-        </w:rPr>
-      </w:pPr>
-      <w:r>
-        <w:rPr>
-          <w:rFonts w:ascii="Times New Roman" w:hAnsi="Times New Roman" w:cs="Times New Roman"/>
+          <w:b/>
+          <w:bCs/>
+        </w:rPr>
+      </w:pPr>
+      <w:r>
+        <w:rPr>
+          <w:rFonts w:ascii="Times New Roman" w:hAnsi="Times New Roman" w:cs="Times New Roman"/>
+          <w:b/>
+          <w:bCs/>
         </w:rPr>
         <w:t>5) Prove the languages are not regular:</w:t>
       </w:r>
@@ -127,11 +137,15 @@
         <w:contextualSpacing/>
         <w:rPr>
           <w:rFonts w:ascii="Times New Roman" w:hAnsi="Times New Roman" w:cs="Times New Roman"/>
-        </w:rPr>
-      </w:pPr>
-      <w:r>
-        <w:rPr>
-          <w:rFonts w:ascii="Times New Roman" w:hAnsi="Times New Roman" w:cs="Times New Roman"/>
+          <w:b/>
+          <w:bCs/>
+        </w:rPr>
+      </w:pPr>
+      <w:r>
+        <w:rPr>
+          <w:rFonts w:ascii="Times New Roman" w:hAnsi="Times New Roman" w:cs="Times New Roman"/>
+          <w:b/>
+          <w:bCs/>
         </w:rPr>
         <w:t xml:space="preserve">d) L = </w:t>
       </w:r>
@@ -139,6 +153,8 @@
       <w:r>
         <w:rPr>
           <w:rFonts w:ascii="Times New Roman" w:hAnsi="Times New Roman" w:cs="Times New Roman"/>
+          <w:b/>
+          <w:bCs/>
         </w:rPr>
         <w:t xml:space="preserve">{ </w:t>
       </w:r>
@@ -146,12 +162,16 @@
       <w:r>
         <w:rPr>
           <w:rFonts w:ascii="Times New Roman" w:hAnsi="Times New Roman" w:cs="Times New Roman"/>
+          <w:b/>
+          <w:bCs/>
         </w:rPr>
         <w:t>a</w:t>
       </w:r>
       <w:r>
         <w:rPr>
           <w:rFonts w:ascii="Times New Roman" w:hAnsi="Times New Roman" w:cs="Times New Roman"/>
+          <w:b/>
+          <w:bCs/>
           <w:vertAlign w:val="superscript"/>
         </w:rPr>
         <w:t>n</w:t>
@@ -159,12 +179,16 @@
       <w:r>
         <w:rPr>
           <w:rFonts w:ascii="Times New Roman" w:hAnsi="Times New Roman" w:cs="Times New Roman"/>
+          <w:b/>
+          <w:bCs/>
         </w:rPr>
         <w:t>b</w:t>
       </w:r>
       <w:r>
         <w:rPr>
           <w:rFonts w:ascii="Times New Roman" w:hAnsi="Times New Roman" w:cs="Times New Roman"/>
+          <w:b/>
+          <w:bCs/>
           <w:vertAlign w:val="superscript"/>
         </w:rPr>
         <w:t>l</w:t>
@@ -174,6 +198,8 @@
       <w:r>
         <w:rPr>
           <w:rFonts w:ascii="Times New Roman" w:hAnsi="Times New Roman" w:cs="Times New Roman"/>
+          <w:b/>
+          <w:bCs/>
         </w:rPr>
         <w:t xml:space="preserve"> : n ≥ </w:t>
       </w:r>
@@ -181,6 +207,8 @@
       <w:r>
         <w:rPr>
           <w:rFonts w:ascii="Times New Roman" w:hAnsi="Times New Roman" w:cs="Times New Roman"/>
+          <w:b/>
+          <w:bCs/>
         </w:rPr>
         <w:t>l }</w:t>
       </w:r>
@@ -456,11 +484,15 @@
         <w:contextualSpacing/>
         <w:rPr>
           <w:rFonts w:ascii="Times New Roman" w:hAnsi="Times New Roman" w:cs="Times New Roman"/>
-        </w:rPr>
-      </w:pPr>
-      <w:r>
-        <w:rPr>
-          <w:rFonts w:ascii="Times New Roman" w:hAnsi="Times New Roman" w:cs="Times New Roman"/>
+          <w:b/>
+          <w:bCs/>
+        </w:rPr>
+      </w:pPr>
+      <w:r>
+        <w:rPr>
+          <w:rFonts w:ascii="Times New Roman" w:hAnsi="Times New Roman" w:cs="Times New Roman"/>
+          <w:b/>
+          <w:bCs/>
         </w:rPr>
         <w:t xml:space="preserve">e) L = </w:t>
       </w:r>
@@ -468,6 +500,8 @@
       <w:r>
         <w:rPr>
           <w:rFonts w:ascii="Times New Roman" w:hAnsi="Times New Roman" w:cs="Times New Roman"/>
+          <w:b/>
+          <w:bCs/>
         </w:rPr>
         <w:t>{ w</w:t>
       </w:r>
@@ -475,6 +509,8 @@
       <w:r>
         <w:rPr>
           <w:rFonts w:ascii="Times New Roman" w:hAnsi="Times New Roman" w:cs="Times New Roman"/>
+          <w:b/>
+          <w:bCs/>
         </w:rPr>
         <w:t xml:space="preserve"> : </w:t>
       </w:r>
@@ -482,12 +518,16 @@
       <w:r>
         <w:rPr>
           <w:rFonts w:ascii="Times New Roman" w:hAnsi="Times New Roman" w:cs="Times New Roman"/>
+          <w:b/>
+          <w:bCs/>
         </w:rPr>
         <w:t>n</w:t>
       </w:r>
       <w:r>
         <w:rPr>
           <w:rFonts w:ascii="Times New Roman" w:hAnsi="Times New Roman" w:cs="Times New Roman"/>
+          <w:b/>
+          <w:bCs/>
           <w:vertAlign w:val="subscript"/>
         </w:rPr>
         <w:t>a</w:t>
@@ -496,6 +536,8 @@
       <w:r>
         <w:rPr>
           <w:rFonts w:ascii="Times New Roman" w:hAnsi="Times New Roman" w:cs="Times New Roman"/>
+          <w:b/>
+          <w:bCs/>
         </w:rPr>
         <w:t xml:space="preserve">(w) ≠ </w:t>
       </w:r>
@@ -503,12 +545,16 @@
       <w:r>
         <w:rPr>
           <w:rFonts w:ascii="Times New Roman" w:hAnsi="Times New Roman" w:cs="Times New Roman"/>
+          <w:b/>
+          <w:bCs/>
         </w:rPr>
         <w:t>n</w:t>
       </w:r>
       <w:r>
         <w:rPr>
           <w:rFonts w:ascii="Times New Roman" w:hAnsi="Times New Roman" w:cs="Times New Roman"/>
+          <w:b/>
+          <w:bCs/>
           <w:vertAlign w:val="subscript"/>
         </w:rPr>
         <w:t>b</w:t>
@@ -517,6 +563,8 @@
       <w:r>
         <w:rPr>
           <w:rFonts w:ascii="Times New Roman" w:hAnsi="Times New Roman" w:cs="Times New Roman"/>
+          <w:b/>
+          <w:bCs/>
         </w:rPr>
         <w:t>(w</w:t>
       </w:r>
@@ -524,6 +572,8 @@
       <w:r>
         <w:rPr>
           <w:rFonts w:ascii="Times New Roman" w:hAnsi="Times New Roman" w:cs="Times New Roman"/>
+          <w:b/>
+          <w:bCs/>
         </w:rPr>
         <w:t>) }</w:t>
       </w:r>
@@ -563,16 +613,8 @@
         <w:rPr>
           <w:rFonts w:ascii="Times New Roman" w:hAnsi="Times New Roman" w:cs="Times New Roman"/>
         </w:rPr>
-        <w:t xml:space="preserve">Let </w:t>
-      </w:r>
-      <w:proofErr w:type="spellStart"/>
-      <w:r>
-        <w:rPr>
-          <w:rFonts w:ascii="Times New Roman" w:hAnsi="Times New Roman" w:cs="Times New Roman"/>
-        </w:rPr>
-        <w:t>m</w:t>
-      </w:r>
-      <w:proofErr w:type="spellEnd"/>
+        <w:t>Let m</w:t>
+      </w:r>
       <w:proofErr w:type="gramEnd"/>
       <w:r>
         <w:rPr>
@@ -1000,11 +1042,15 @@
         <w:contextualSpacing/>
         <w:rPr>
           <w:rFonts w:ascii="Times New Roman" w:hAnsi="Times New Roman" w:cs="Times New Roman"/>
-        </w:rPr>
-      </w:pPr>
-      <w:r>
-        <w:rPr>
-          <w:rFonts w:ascii="Times New Roman" w:hAnsi="Times New Roman" w:cs="Times New Roman"/>
+          <w:b/>
+          <w:bCs/>
+        </w:rPr>
+      </w:pPr>
+      <w:r>
+        <w:rPr>
+          <w:rFonts w:ascii="Times New Roman" w:hAnsi="Times New Roman" w:cs="Times New Roman"/>
+          <w:b/>
+          <w:bCs/>
         </w:rPr>
         <w:t xml:space="preserve">f) L = </w:t>
       </w:r>
@@ -1012,6 +1058,8 @@
       <w:r>
         <w:rPr>
           <w:rFonts w:ascii="Times New Roman" w:hAnsi="Times New Roman" w:cs="Times New Roman"/>
+          <w:b/>
+          <w:bCs/>
         </w:rPr>
         <w:t>{ ww</w:t>
       </w:r>
@@ -1019,6 +1067,8 @@
       <w:r>
         <w:rPr>
           <w:rFonts w:ascii="Times New Roman" w:hAnsi="Times New Roman" w:cs="Times New Roman"/>
+          <w:b/>
+          <w:bCs/>
         </w:rPr>
         <w:t xml:space="preserve"> : </w:t>
       </w:r>
@@ -1026,6 +1076,8 @@
       <w:r>
         <w:rPr>
           <w:rFonts w:ascii="Times New Roman" w:hAnsi="Times New Roman" w:cs="Times New Roman"/>
+          <w:b/>
+          <w:bCs/>
         </w:rPr>
         <w:t>{ a</w:t>
       </w:r>
@@ -1033,6 +1085,8 @@
       <w:r>
         <w:rPr>
           <w:rFonts w:ascii="Times New Roman" w:hAnsi="Times New Roman" w:cs="Times New Roman"/>
+          <w:b/>
+          <w:bCs/>
         </w:rPr>
         <w:t xml:space="preserve">, </w:t>
       </w:r>
@@ -1040,6 +1094,8 @@
       <w:r>
         <w:rPr>
           <w:rFonts w:ascii="Times New Roman" w:hAnsi="Times New Roman" w:cs="Times New Roman"/>
+          <w:b/>
+          <w:bCs/>
         </w:rPr>
         <w:t>b }</w:t>
       </w:r>
@@ -1047,6 +1103,8 @@
       <w:r>
         <w:rPr>
           <w:rFonts w:ascii="Times New Roman" w:hAnsi="Times New Roman" w:cs="Times New Roman"/>
+          <w:b/>
+          <w:bCs/>
         </w:rPr>
         <w:t>* }</w:t>
       </w:r>
@@ -1085,16 +1143,8 @@
         <w:rPr>
           <w:rFonts w:ascii="Times New Roman" w:hAnsi="Times New Roman" w:cs="Times New Roman"/>
         </w:rPr>
-        <w:t xml:space="preserve">Let </w:t>
-      </w:r>
-      <w:proofErr w:type="spellStart"/>
-      <w:r>
-        <w:rPr>
-          <w:rFonts w:ascii="Times New Roman" w:hAnsi="Times New Roman" w:cs="Times New Roman"/>
-        </w:rPr>
-        <w:t>m</w:t>
-      </w:r>
-      <w:proofErr w:type="spellEnd"/>
+        <w:t>Let m</w:t>
+      </w:r>
       <w:proofErr w:type="gramEnd"/>
       <w:r>
         <w:rPr>
@@ -1156,13 +1206,7 @@
         <w:rPr>
           <w:rFonts w:ascii="Times New Roman" w:hAnsi="Times New Roman" w:cs="Times New Roman"/>
         </w:rPr>
-        <w:t xml:space="preserve"> </w:t>
-      </w:r>
-      <w:r>
-        <w:rPr>
-          <w:rFonts w:ascii="Times New Roman" w:hAnsi="Times New Roman" w:cs="Times New Roman"/>
-        </w:rPr>
-        <w:t xml:space="preserve">= </w:t>
+        <w:t xml:space="preserve"> = </w:t>
       </w:r>
       <w:proofErr w:type="spellStart"/>
       <w:r>
@@ -1228,7 +1272,104 @@
         <w:rPr>
           <w:rFonts w:ascii="Times New Roman" w:hAnsi="Times New Roman" w:cs="Times New Roman"/>
         </w:rPr>
-        <w:t xml:space="preserve">By the PL, we can write </w:t>
+        <w:t xml:space="preserve">By the PL, we can write u = </w:t>
+      </w:r>
+      <w:proofErr w:type="spellStart"/>
+      <w:r>
+        <w:rPr>
+          <w:rFonts w:ascii="Times New Roman" w:hAnsi="Times New Roman" w:cs="Times New Roman"/>
+        </w:rPr>
+        <w:t>xyz</w:t>
+      </w:r>
+      <w:proofErr w:type="spellEnd"/>
+      <w:r>
+        <w:rPr>
+          <w:rFonts w:ascii="Times New Roman" w:hAnsi="Times New Roman" w:cs="Times New Roman"/>
+        </w:rPr>
+        <w:t xml:space="preserve"> where | </w:t>
+      </w:r>
+      <w:proofErr w:type="spellStart"/>
+      <w:r>
+        <w:rPr>
+          <w:rFonts w:ascii="Times New Roman" w:hAnsi="Times New Roman" w:cs="Times New Roman"/>
+        </w:rPr>
+        <w:t>xy</w:t>
+      </w:r>
+      <w:proofErr w:type="spellEnd"/>
+      <w:r>
+        <w:rPr>
+          <w:rFonts w:ascii="Times New Roman" w:hAnsi="Times New Roman" w:cs="Times New Roman"/>
+        </w:rPr>
+        <w:t xml:space="preserve"> | ≤ m, | y | ≥ 1, and </w:t>
+      </w:r>
+      <w:proofErr w:type="spellStart"/>
+      <w:r>
+        <w:rPr>
+          <w:rFonts w:ascii="Times New Roman" w:hAnsi="Times New Roman" w:cs="Times New Roman"/>
+        </w:rPr>
+        <w:t>xy</w:t>
+      </w:r>
+      <w:r>
+        <w:rPr>
+          <w:rFonts w:ascii="Times New Roman" w:hAnsi="Times New Roman" w:cs="Times New Roman"/>
+          <w:vertAlign w:val="superscript"/>
+        </w:rPr>
+        <w:t>i</w:t>
+      </w:r>
+      <w:r>
+        <w:rPr>
+          <w:rFonts w:ascii="Times New Roman" w:hAnsi="Times New Roman" w:cs="Times New Roman"/>
+        </w:rPr>
+        <w:t>z</w:t>
+      </w:r>
+      <w:proofErr w:type="spellEnd"/>
+      <w:r>
+        <w:rPr>
+          <w:rFonts w:ascii="Times New Roman" w:hAnsi="Times New Roman" w:cs="Times New Roman"/>
+        </w:rPr>
+        <w:t xml:space="preserve"> ϵ L for all </w:t>
+      </w:r>
+      <w:proofErr w:type="spellStart"/>
+      <w:r>
+        <w:rPr>
+          <w:rFonts w:ascii="Times New Roman" w:hAnsi="Times New Roman" w:cs="Times New Roman"/>
+        </w:rPr>
+        <w:t>i</w:t>
+      </w:r>
+      <w:proofErr w:type="spellEnd"/>
+      <w:r>
+        <w:rPr>
+          <w:rFonts w:ascii="Times New Roman" w:hAnsi="Times New Roman" w:cs="Times New Roman"/>
+        </w:rPr>
+        <w:t>.</w:t>
+      </w:r>
+    </w:p>
+    <w:p>
+      <w:pPr>
+        <w:contextualSpacing/>
+        <w:rPr>
+          <w:rFonts w:ascii="Times New Roman" w:hAnsi="Times New Roman" w:cs="Times New Roman"/>
+        </w:rPr>
+      </w:pPr>
+      <w:r>
+        <w:rPr>
+          <w:rFonts w:ascii="Times New Roman" w:hAnsi="Times New Roman" w:cs="Times New Roman"/>
+        </w:rPr>
+        <w:t xml:space="preserve">Then, after using the PL and setting </w:t>
+      </w:r>
+      <w:proofErr w:type="spellStart"/>
+      <w:r>
+        <w:rPr>
+          <w:rFonts w:ascii="Times New Roman" w:hAnsi="Times New Roman" w:cs="Times New Roman"/>
+        </w:rPr>
+        <w:t>i</w:t>
+      </w:r>
+      <w:proofErr w:type="spellEnd"/>
+      <w:r>
+        <w:rPr>
+          <w:rFonts w:ascii="Times New Roman" w:hAnsi="Times New Roman" w:cs="Times New Roman"/>
+        </w:rPr>
+        <w:t xml:space="preserve"> = 0, we see </w:t>
       </w:r>
       <w:r>
         <w:rPr>
@@ -1240,115 +1381,6 @@
         <w:rPr>
           <w:rFonts w:ascii="Times New Roman" w:hAnsi="Times New Roman" w:cs="Times New Roman"/>
         </w:rPr>
-        <w:t xml:space="preserve"> = </w:t>
-      </w:r>
-      <w:proofErr w:type="spellStart"/>
-      <w:r>
-        <w:rPr>
-          <w:rFonts w:ascii="Times New Roman" w:hAnsi="Times New Roman" w:cs="Times New Roman"/>
-        </w:rPr>
-        <w:t>xyz</w:t>
-      </w:r>
-      <w:proofErr w:type="spellEnd"/>
-      <w:r>
-        <w:rPr>
-          <w:rFonts w:ascii="Times New Roman" w:hAnsi="Times New Roman" w:cs="Times New Roman"/>
-        </w:rPr>
-        <w:t xml:space="preserve"> where | </w:t>
-      </w:r>
-      <w:proofErr w:type="spellStart"/>
-      <w:r>
-        <w:rPr>
-          <w:rFonts w:ascii="Times New Roman" w:hAnsi="Times New Roman" w:cs="Times New Roman"/>
-        </w:rPr>
-        <w:t>xy</w:t>
-      </w:r>
-      <w:proofErr w:type="spellEnd"/>
-      <w:r>
-        <w:rPr>
-          <w:rFonts w:ascii="Times New Roman" w:hAnsi="Times New Roman" w:cs="Times New Roman"/>
-        </w:rPr>
-        <w:t xml:space="preserve"> | ≤ m, | y | ≥ 1, and </w:t>
-      </w:r>
-      <w:proofErr w:type="spellStart"/>
-      <w:r>
-        <w:rPr>
-          <w:rFonts w:ascii="Times New Roman" w:hAnsi="Times New Roman" w:cs="Times New Roman"/>
-        </w:rPr>
-        <w:t>xy</w:t>
-      </w:r>
-      <w:r>
-        <w:rPr>
-          <w:rFonts w:ascii="Times New Roman" w:hAnsi="Times New Roman" w:cs="Times New Roman"/>
-          <w:vertAlign w:val="superscript"/>
-        </w:rPr>
-        <w:t>i</w:t>
-      </w:r>
-      <w:r>
-        <w:rPr>
-          <w:rFonts w:ascii="Times New Roman" w:hAnsi="Times New Roman" w:cs="Times New Roman"/>
-        </w:rPr>
-        <w:t>z</w:t>
-      </w:r>
-      <w:proofErr w:type="spellEnd"/>
-      <w:r>
-        <w:rPr>
-          <w:rFonts w:ascii="Times New Roman" w:hAnsi="Times New Roman" w:cs="Times New Roman"/>
-        </w:rPr>
-        <w:t xml:space="preserve"> ϵ L for all </w:t>
-      </w:r>
-      <w:proofErr w:type="spellStart"/>
-      <w:r>
-        <w:rPr>
-          <w:rFonts w:ascii="Times New Roman" w:hAnsi="Times New Roman" w:cs="Times New Roman"/>
-        </w:rPr>
-        <w:t>i</w:t>
-      </w:r>
-      <w:proofErr w:type="spellEnd"/>
-      <w:r>
-        <w:rPr>
-          <w:rFonts w:ascii="Times New Roman" w:hAnsi="Times New Roman" w:cs="Times New Roman"/>
-        </w:rPr>
-        <w:t>.</w:t>
-      </w:r>
-    </w:p>
-    <w:p>
-      <w:pPr>
-        <w:contextualSpacing/>
-        <w:rPr>
-          <w:rFonts w:ascii="Times New Roman" w:hAnsi="Times New Roman" w:cs="Times New Roman"/>
-        </w:rPr>
-      </w:pPr>
-      <w:r>
-        <w:rPr>
-          <w:rFonts w:ascii="Times New Roman" w:hAnsi="Times New Roman" w:cs="Times New Roman"/>
-        </w:rPr>
-        <w:t xml:space="preserve">Then, after using the PL and setting </w:t>
-      </w:r>
-      <w:proofErr w:type="spellStart"/>
-      <w:r>
-        <w:rPr>
-          <w:rFonts w:ascii="Times New Roman" w:hAnsi="Times New Roman" w:cs="Times New Roman"/>
-        </w:rPr>
-        <w:t>i</w:t>
-      </w:r>
-      <w:proofErr w:type="spellEnd"/>
-      <w:r>
-        <w:rPr>
-          <w:rFonts w:ascii="Times New Roman" w:hAnsi="Times New Roman" w:cs="Times New Roman"/>
-        </w:rPr>
-        <w:t xml:space="preserve"> = 0, we see </w:t>
-      </w:r>
-      <w:r>
-        <w:rPr>
-          <w:rFonts w:ascii="Times New Roman" w:hAnsi="Times New Roman" w:cs="Times New Roman"/>
-        </w:rPr>
-        <w:t>u</w:t>
-      </w:r>
-      <w:r>
-        <w:rPr>
-          <w:rFonts w:ascii="Times New Roman" w:hAnsi="Times New Roman" w:cs="Times New Roman"/>
-        </w:rPr>
         <w:t xml:space="preserve"> = a</w:t>
       </w:r>
       <w:r>
@@ -1459,11 +1491,15 @@
         <w:contextualSpacing/>
         <w:rPr>
           <w:rFonts w:ascii="Times New Roman" w:hAnsi="Times New Roman" w:cs="Times New Roman"/>
-        </w:rPr>
-      </w:pPr>
-      <w:r>
-        <w:rPr>
-          <w:rFonts w:ascii="Times New Roman" w:hAnsi="Times New Roman" w:cs="Times New Roman"/>
+          <w:b/>
+          <w:bCs/>
+        </w:rPr>
+      </w:pPr>
+      <w:r>
+        <w:rPr>
+          <w:rFonts w:ascii="Times New Roman" w:hAnsi="Times New Roman" w:cs="Times New Roman"/>
+          <w:b/>
+          <w:bCs/>
         </w:rPr>
         <w:lastRenderedPageBreak/>
         <w:t xml:space="preserve">6) Determine </w:t>
@@ -1472,6 +1508,8 @@
       <w:r>
         <w:rPr>
           <w:rFonts w:ascii="Times New Roman" w:hAnsi="Times New Roman" w:cs="Times New Roman"/>
+          <w:b/>
+          <w:bCs/>
         </w:rPr>
         <w:t>whether or not</w:t>
       </w:r>
@@ -1479,6 +1517,8 @@
       <w:r>
         <w:rPr>
           <w:rFonts w:ascii="Times New Roman" w:hAnsi="Times New Roman" w:cs="Times New Roman"/>
+          <w:b/>
+          <w:bCs/>
         </w:rPr>
         <w:t xml:space="preserve"> the following languages on Σ = </w:t>
       </w:r>
@@ -1486,6 +1526,8 @@
       <w:r>
         <w:rPr>
           <w:rFonts w:ascii="Times New Roman" w:hAnsi="Times New Roman" w:cs="Times New Roman"/>
+          <w:b/>
+          <w:bCs/>
         </w:rPr>
         <w:t>{ a</w:t>
       </w:r>
@@ -1493,6 +1535,8 @@
       <w:r>
         <w:rPr>
           <w:rFonts w:ascii="Times New Roman" w:hAnsi="Times New Roman" w:cs="Times New Roman"/>
+          <w:b/>
+          <w:bCs/>
         </w:rPr>
         <w:t xml:space="preserve"> } are regular:</w:t>
       </w:r>
@@ -1502,11 +1546,15 @@
         <w:contextualSpacing/>
         <w:rPr>
           <w:rFonts w:ascii="Times New Roman" w:hAnsi="Times New Roman" w:cs="Times New Roman"/>
-        </w:rPr>
-      </w:pPr>
-      <w:r>
-        <w:rPr>
-          <w:rFonts w:ascii="Times New Roman" w:hAnsi="Times New Roman" w:cs="Times New Roman"/>
+          <w:b/>
+          <w:bCs/>
+        </w:rPr>
+      </w:pPr>
+      <w:r>
+        <w:rPr>
+          <w:rFonts w:ascii="Times New Roman" w:hAnsi="Times New Roman" w:cs="Times New Roman"/>
+          <w:b/>
+          <w:bCs/>
         </w:rPr>
         <w:t xml:space="preserve">b) L = </w:t>
       </w:r>
@@ -1514,12 +1562,16 @@
       <w:r>
         <w:rPr>
           <w:rFonts w:ascii="Times New Roman" w:hAnsi="Times New Roman" w:cs="Times New Roman"/>
+          <w:b/>
+          <w:bCs/>
         </w:rPr>
         <w:t>{ a</w:t>
       </w:r>
       <w:r>
         <w:rPr>
           <w:rFonts w:ascii="Times New Roman" w:hAnsi="Times New Roman" w:cs="Times New Roman"/>
+          <w:b/>
+          <w:bCs/>
           <w:vertAlign w:val="superscript"/>
         </w:rPr>
         <w:t>n</w:t>
@@ -1528,6 +1580,8 @@
       <w:r>
         <w:rPr>
           <w:rFonts w:ascii="Times New Roman" w:hAnsi="Times New Roman" w:cs="Times New Roman"/>
+          <w:b/>
+          <w:bCs/>
         </w:rPr>
         <w:t xml:space="preserve"> : n is not a prime </w:t>
       </w:r>
@@ -1535,6 +1589,8 @@
       <w:r>
         <w:rPr>
           <w:rFonts w:ascii="Times New Roman" w:hAnsi="Times New Roman" w:cs="Times New Roman"/>
+          <w:b/>
+          <w:bCs/>
         </w:rPr>
         <w:t>number }</w:t>
       </w:r>
@@ -1574,16 +1630,8 @@
         <w:rPr>
           <w:rFonts w:ascii="Times New Roman" w:hAnsi="Times New Roman" w:cs="Times New Roman"/>
         </w:rPr>
-        <w:t xml:space="preserve">Let </w:t>
-      </w:r>
-      <w:proofErr w:type="spellStart"/>
-      <w:r>
-        <w:rPr>
-          <w:rFonts w:ascii="Times New Roman" w:hAnsi="Times New Roman" w:cs="Times New Roman"/>
-        </w:rPr>
-        <w:t>m</w:t>
-      </w:r>
-      <w:proofErr w:type="spellEnd"/>
+        <w:t>Let m</w:t>
+      </w:r>
       <w:proofErr w:type="gramEnd"/>
       <w:r>
         <w:rPr>
@@ -1833,17 +1881,23 @@
         <w:contextualSpacing/>
         <w:rPr>
           <w:rFonts w:ascii="Times New Roman" w:hAnsi="Times New Roman" w:cs="Times New Roman"/>
-        </w:rPr>
-      </w:pPr>
-      <w:r>
-        <w:rPr>
-          <w:rFonts w:ascii="Times New Roman" w:hAnsi="Times New Roman" w:cs="Times New Roman"/>
+          <w:b/>
+          <w:bCs/>
+        </w:rPr>
+      </w:pPr>
+      <w:r>
+        <w:rPr>
+          <w:rFonts w:ascii="Times New Roman" w:hAnsi="Times New Roman" w:cs="Times New Roman"/>
+          <w:b/>
+          <w:bCs/>
         </w:rPr>
         <w:t>17) Prove or disprove: If L</w:t>
       </w:r>
       <w:r>
         <w:rPr>
           <w:rFonts w:ascii="Times New Roman" w:hAnsi="Times New Roman" w:cs="Times New Roman"/>
+          <w:b/>
+          <w:bCs/>
           <w:vertAlign w:val="subscript"/>
         </w:rPr>
         <w:t>1</w:t>
@@ -1851,12 +1905,16 @@
       <w:r>
         <w:rPr>
           <w:rFonts w:ascii="Times New Roman" w:hAnsi="Times New Roman" w:cs="Times New Roman"/>
+          <w:b/>
+          <w:bCs/>
         </w:rPr>
         <w:t xml:space="preserve"> and L</w:t>
       </w:r>
       <w:r>
         <w:rPr>
           <w:rFonts w:ascii="Times New Roman" w:hAnsi="Times New Roman" w:cs="Times New Roman"/>
+          <w:b/>
+          <w:bCs/>
           <w:vertAlign w:val="subscript"/>
         </w:rPr>
         <w:t>2</w:t>
@@ -1864,12 +1922,16 @@
       <w:r>
         <w:rPr>
           <w:rFonts w:ascii="Times New Roman" w:hAnsi="Times New Roman" w:cs="Times New Roman"/>
+          <w:b/>
+          <w:bCs/>
         </w:rPr>
         <w:t xml:space="preserve"> are nonregular languages, then L</w:t>
       </w:r>
       <w:r>
         <w:rPr>
           <w:rFonts w:ascii="Times New Roman" w:hAnsi="Times New Roman" w:cs="Times New Roman"/>
+          <w:b/>
+          <w:bCs/>
           <w:vertAlign w:val="subscript"/>
         </w:rPr>
         <w:t>1</w:t>
@@ -1877,12 +1939,16 @@
       <w:r>
         <w:rPr>
           <w:rFonts w:ascii="Times New Roman" w:hAnsi="Times New Roman" w:cs="Times New Roman"/>
+          <w:b/>
+          <w:bCs/>
         </w:rPr>
         <w:t xml:space="preserve"> U L</w:t>
       </w:r>
       <w:r>
         <w:rPr>
           <w:rFonts w:ascii="Times New Roman" w:hAnsi="Times New Roman" w:cs="Times New Roman"/>
+          <w:b/>
+          <w:bCs/>
           <w:vertAlign w:val="subscript"/>
         </w:rPr>
         <w:t>2</w:t>
@@ -1890,6 +1956,8 @@
       <w:r>
         <w:rPr>
           <w:rFonts w:ascii="Times New Roman" w:hAnsi="Times New Roman" w:cs="Times New Roman"/>
+          <w:b/>
+          <w:bCs/>
         </w:rPr>
         <w:t xml:space="preserve"> is also nonregular.</w:t>
       </w:r>
@@ -1928,16 +1996,8 @@
         <w:rPr>
           <w:rFonts w:ascii="Times New Roman" w:hAnsi="Times New Roman" w:cs="Times New Roman"/>
         </w:rPr>
-        <w:t xml:space="preserve">Let </w:t>
-      </w:r>
-      <w:proofErr w:type="spellStart"/>
-      <w:r>
-        <w:rPr>
-          <w:rFonts w:ascii="Times New Roman" w:hAnsi="Times New Roman" w:cs="Times New Roman"/>
-        </w:rPr>
-        <w:t>m</w:t>
-      </w:r>
-      <w:proofErr w:type="spellEnd"/>
+        <w:t>Let m</w:t>
+      </w:r>
       <w:proofErr w:type="gramEnd"/>
       <w:r>
         <w:rPr>
@@ -1997,13 +2057,7 @@
         <w:rPr>
           <w:rFonts w:ascii="Times New Roman" w:hAnsi="Times New Roman" w:cs="Times New Roman"/>
         </w:rPr>
-        <w:t xml:space="preserve">This forms a contradiction, which proves the original statement that </w:t>
-      </w:r>
-      <w:r>
-        <w:rPr>
-          <w:rFonts w:ascii="Times New Roman" w:hAnsi="Times New Roman" w:cs="Times New Roman"/>
-        </w:rPr>
-        <w:t>L</w:t>
+        <w:t>This forms a contradiction, which proves the original statement that L</w:t>
       </w:r>
       <w:r>
         <w:rPr>
@@ -2076,11 +2130,15 @@
         <w:contextualSpacing/>
         <w:rPr>
           <w:rFonts w:ascii="Times New Roman" w:hAnsi="Times New Roman" w:cs="Times New Roman"/>
-        </w:rPr>
-      </w:pPr>
-      <w:r>
-        <w:rPr>
-          <w:rFonts w:ascii="Times New Roman" w:hAnsi="Times New Roman" w:cs="Times New Roman"/>
+          <w:b/>
+          <w:bCs/>
+        </w:rPr>
+      </w:pPr>
+      <w:r>
+        <w:rPr>
+          <w:rFonts w:ascii="Times New Roman" w:hAnsi="Times New Roman" w:cs="Times New Roman"/>
+          <w:b/>
+          <w:bCs/>
         </w:rPr>
         <w:t xml:space="preserve">18) Consider the languages: For each, make a conjecture </w:t>
       </w:r>
@@ -2088,6 +2146,8 @@
       <w:r>
         <w:rPr>
           <w:rFonts w:ascii="Times New Roman" w:hAnsi="Times New Roman" w:cs="Times New Roman"/>
+          <w:b/>
+          <w:bCs/>
         </w:rPr>
         <w:t>whether or not</w:t>
       </w:r>
@@ -2095,6 +2155,8 @@
       <w:r>
         <w:rPr>
           <w:rFonts w:ascii="Times New Roman" w:hAnsi="Times New Roman" w:cs="Times New Roman"/>
+          <w:b/>
+          <w:bCs/>
         </w:rPr>
         <w:t xml:space="preserve"> it is regular, then prove your conjecture.</w:t>
       </w:r>
@@ -2109,6 +2171,8 @@
       <w:r>
         <w:rPr>
           <w:rFonts w:ascii="Times New Roman" w:hAnsi="Times New Roman" w:cs="Times New Roman"/>
+          <w:b/>
+          <w:bCs/>
         </w:rPr>
         <w:t xml:space="preserve">f) L = </w:t>
       </w:r>
@@ -2116,6 +2180,8 @@
       <w:r>
         <w:rPr>
           <w:rFonts w:ascii="Times New Roman" w:hAnsi="Times New Roman" w:cs="Times New Roman"/>
+          <w:b/>
+          <w:bCs/>
         </w:rPr>
         <w:t xml:space="preserve">{ </w:t>
       </w:r>
@@ -2123,12 +2189,16 @@
       <w:r>
         <w:rPr>
           <w:rFonts w:ascii="Times New Roman" w:hAnsi="Times New Roman" w:cs="Times New Roman"/>
+          <w:b/>
+          <w:bCs/>
         </w:rPr>
         <w:t>a</w:t>
       </w:r>
       <w:r>
         <w:rPr>
           <w:rFonts w:ascii="Times New Roman" w:hAnsi="Times New Roman" w:cs="Times New Roman"/>
+          <w:b/>
+          <w:bCs/>
           <w:vertAlign w:val="superscript"/>
         </w:rPr>
         <w:t>n</w:t>
@@ -2136,12 +2206,16 @@
       <w:r>
         <w:rPr>
           <w:rFonts w:ascii="Times New Roman" w:hAnsi="Times New Roman" w:cs="Times New Roman"/>
+          <w:b/>
+          <w:bCs/>
         </w:rPr>
         <w:t>b</w:t>
       </w:r>
       <w:r>
         <w:rPr>
           <w:rFonts w:ascii="Times New Roman" w:hAnsi="Times New Roman" w:cs="Times New Roman"/>
+          <w:b/>
+          <w:bCs/>
           <w:vertAlign w:val="superscript"/>
         </w:rPr>
         <w:t>l</w:t>
@@ -2151,6 +2225,8 @@
       <w:r>
         <w:rPr>
           <w:rFonts w:ascii="Times New Roman" w:hAnsi="Times New Roman" w:cs="Times New Roman"/>
+          <w:b/>
+          <w:bCs/>
         </w:rPr>
         <w:t xml:space="preserve"> : n ≥ 100, l ≤ </w:t>
       </w:r>
@@ -2158,6 +2234,8 @@
       <w:r>
         <w:rPr>
           <w:rFonts w:ascii="Times New Roman" w:hAnsi="Times New Roman" w:cs="Times New Roman"/>
+          <w:b/>
+          <w:bCs/>
         </w:rPr>
         <w:t>100 }</w:t>
       </w:r>
@@ -2369,16 +2447,8 @@
         <w:rPr>
           <w:rFonts w:ascii="Times New Roman" w:hAnsi="Times New Roman" w:cs="Times New Roman"/>
         </w:rPr>
-        <w:t xml:space="preserve">Let </w:t>
-      </w:r>
-      <w:proofErr w:type="spellStart"/>
-      <w:r>
-        <w:rPr>
-          <w:rFonts w:ascii="Times New Roman" w:hAnsi="Times New Roman" w:cs="Times New Roman"/>
-        </w:rPr>
-        <w:t>m</w:t>
-      </w:r>
-      <w:proofErr w:type="spellEnd"/>
+        <w:t>Let m</w:t>
+      </w:r>
       <w:proofErr w:type="gramEnd"/>
       <w:r>
         <w:rPr>
@@ -2659,19 +2729,24 @@
         <w:contextualSpacing/>
         <w:rPr>
           <w:rFonts w:ascii="Times New Roman" w:hAnsi="Times New Roman" w:cs="Times New Roman"/>
-        </w:rPr>
-      </w:pPr>
-      <w:r>
-        <w:rPr>
-          <w:rFonts w:ascii="Times New Roman" w:hAnsi="Times New Roman" w:cs="Times New Roman"/>
-        </w:rPr>
-        <w:lastRenderedPageBreak/>
+          <w:b/>
+          <w:bCs/>
+        </w:rPr>
+      </w:pPr>
+      <w:r>
+        <w:rPr>
+          <w:rFonts w:ascii="Times New Roman" w:hAnsi="Times New Roman" w:cs="Times New Roman"/>
+          <w:b/>
+          <w:bCs/>
+        </w:rPr>
         <w:t xml:space="preserve">g) L = </w:t>
       </w:r>
       <w:proofErr w:type="gramStart"/>
       <w:r>
         <w:rPr>
           <w:rFonts w:ascii="Times New Roman" w:hAnsi="Times New Roman" w:cs="Times New Roman"/>
+          <w:b/>
+          <w:bCs/>
         </w:rPr>
         <w:t xml:space="preserve">{ </w:t>
       </w:r>
@@ -2679,12 +2754,16 @@
       <w:r>
         <w:rPr>
           <w:rFonts w:ascii="Times New Roman" w:hAnsi="Times New Roman" w:cs="Times New Roman"/>
+          <w:b/>
+          <w:bCs/>
         </w:rPr>
         <w:t>a</w:t>
       </w:r>
       <w:r>
         <w:rPr>
           <w:rFonts w:ascii="Times New Roman" w:hAnsi="Times New Roman" w:cs="Times New Roman"/>
+          <w:b/>
+          <w:bCs/>
           <w:vertAlign w:val="superscript"/>
         </w:rPr>
         <w:t>n</w:t>
@@ -2692,12 +2771,16 @@
       <w:r>
         <w:rPr>
           <w:rFonts w:ascii="Times New Roman" w:hAnsi="Times New Roman" w:cs="Times New Roman"/>
+          <w:b/>
+          <w:bCs/>
         </w:rPr>
         <w:t>b</w:t>
       </w:r>
       <w:r>
         <w:rPr>
           <w:rFonts w:ascii="Times New Roman" w:hAnsi="Times New Roman" w:cs="Times New Roman"/>
+          <w:b/>
+          <w:bCs/>
           <w:vertAlign w:val="superscript"/>
         </w:rPr>
         <w:t>l</w:t>
@@ -2707,6 +2790,8 @@
       <w:r>
         <w:rPr>
           <w:rFonts w:ascii="Times New Roman" w:hAnsi="Times New Roman" w:cs="Times New Roman"/>
+          <w:b/>
+          <w:bCs/>
         </w:rPr>
         <w:t xml:space="preserve"> : |n – l| = </w:t>
       </w:r>
@@ -2714,6 +2799,8 @@
       <w:r>
         <w:rPr>
           <w:rFonts w:ascii="Times New Roman" w:hAnsi="Times New Roman" w:cs="Times New Roman"/>
+          <w:b/>
+          <w:bCs/>
         </w:rPr>
         <w:t>2 }</w:t>
       </w:r>
@@ -2803,16 +2890,8 @@
         <w:rPr>
           <w:rFonts w:ascii="Times New Roman" w:hAnsi="Times New Roman" w:cs="Times New Roman"/>
         </w:rPr>
-        <w:t xml:space="preserve">Let </w:t>
-      </w:r>
-      <w:proofErr w:type="spellStart"/>
-      <w:r>
-        <w:rPr>
-          <w:rFonts w:ascii="Times New Roman" w:hAnsi="Times New Roman" w:cs="Times New Roman"/>
-        </w:rPr>
-        <w:t>m</w:t>
-      </w:r>
-      <w:proofErr w:type="spellEnd"/>
+        <w:t>Let m</w:t>
+      </w:r>
       <w:proofErr w:type="gramEnd"/>
       <w:r>
         <w:rPr>
